--- a/en/wisdom-stories/stolen-camel.docx
+++ b/en/wisdom-stories/stolen-camel.docx
@@ -66,7 +66,7 @@
         <w:rPr>
           <w:lang/>
         </w:rPr>
-        <w:t>Realising he could not catch him, the Bedouin called out:</w:t>
+        <w:t xml:space="preserve">Realizing he could not catch him, the Bedouin called out:</w:t>
       </w:r>
       <w:r>
         <w:rPr>
